--- a/writing/Chapter 3 - 3.4 Ethical Issues/FINAL_TEXT.docx
+++ b/writing/Chapter 3 - 3.4 Ethical Issues/FINAL_TEXT.docx
@@ -898,7 +898,7 @@
         <w:spacing w:after="120"/>
       </w:pPr>
       <w:r>
-        <w:t>EmpatheticDialogues is an English-only corpus written by crowdworkers [1]. Its situations and ways of expressing emotion may not reflect users in Bangladesh or speakers of other languages, so neither detection accuracy nor the appropriateness of replies can be assumed to transfer to those users. The evaluation itself carries a known bias. The rule-based acknowledgement check searches for phrases such as "I'm sorry" and "that sounds", which suit negative emotions and under-credit valid responses to positive ones. We therefore never rely on this measure alone, and complement it with three blind AI judges from different developers, an independent empathy classifier and a human study. The AI judges were chosen from developers unrelated to both the generator (Microsoft) and the baselines (Alibaba), because LLM evaluators tend to favour outputs from their own model family [34].</w:t>
+        <w:t>EmpatheticDialogues is an English-only corpus written by crowdworkers [1]. Its situations and ways of expressing emotion may not reflect users in Bangladesh or speakers of other languages, so neither detection accuracy nor the appropriateness of replies can be assumed to transfer to those users. The evaluation itself carries a known bias. The rule-based acknowledgement check searches for phrases such as "I'm sorry" and "that sounds", which suit negative emotions and under-credit valid responses to positive ones. We therefore never rely on this measure alone, and complement it with a blind panel of AI judges from different developers, an independent empathy classifier and a human study. The AI judges were chosen from developers unrelated to both the generator (Microsoft) and the baselines (Alibaba), because LLM evaluators tend to favour outputs from their own model family [34].</w:t>
       </w:r>
     </w:p>
     <w:p>

--- a/writing/Chapter 3 - 3.4 Ethical Issues/FINAL_TEXT.docx
+++ b/writing/Chapter 3 - 3.4 Ethical Issues/FINAL_TEXT.docx
@@ -914,7 +914,7 @@
         <w:spacing w:after="120"/>
       </w:pPr>
       <w:r>
-        <w:t xml:space="preserve">Failed experiments were treated as failures, not as results. For example, a RoBERTa-large training run that diverged to 5.0% accuracy because learning-rate warmup was missing was repeated with corrected settings, and the failed run was not reported. Negative findings are reported in full, including those for retrieval-augmented generation, the monolithic fine-tuned generator, the Gemma-3 candidate, the larger RoBERTa-large detector, and the result that the final system's advantage in rule adherence over a same-size single model is not significant after correction for multiple comparisons. All reported figures are regenerated from saved experiment outputs by scripts kept in the project repository. </w:t>
+        <w:t xml:space="preserve">Failed experiments were treated as failures, not as results. For example, a RoBERTa-large training run that diverged to 5.0% accuracy because learning-rate warmup was missing was repeated with corrected settings, and the failed run was not reported. Negative findings are reported in full, including those for retrieval-augmented generation, the monolithic fine-tuned generator, the Gemma-3 candidate, the larger RoBERTa-large detector, and the result that the final system's advantage in rule adherence over a same-size single model is not significant after correction for multiple comparisons. When a configuration error was found in the fine-tuned baseline, whose training script prevented the model from learning to end its replies, the baseline was retrained and every affected result was replaced, and the error is documented rather than hidden (Section 5.2.5). All reported figures are regenerated from saved experiment outputs by scripts kept in the project repository. </w:t>
       </w:r>
       <w:r>
         <w:rPr>

--- a/writing/Chapter 3 - 3.4 Ethical Issues/FINAL_TEXT.docx
+++ b/writing/Chapter 3 - 3.4 Ethical Issues/FINAL_TEXT.docx
@@ -827,7 +827,7 @@
               <w:rPr>
                 <w:sz w:val="16"/>
               </w:rPr>
-              <w:t>NVIDIA Nemotron 3 Ultra, Mistral Large</w:t>
+              <w:t>NVIDIA Nemotron 3 Ultra, gpt-oss-120b (Groq)</w:t>
             </w:r>
           </w:p>
         </w:tc>

--- a/writing/Chapter 3 - 3.4 Ethical Issues/FINAL_TEXT.docx
+++ b/writing/Chapter 3 - 3.4 Ethical Issues/FINAL_TEXT.docx
@@ -116,7 +116,7 @@
         <w:spacing w:after="120"/>
       </w:pPr>
       <w:r>
-        <w:t xml:space="preserve">The human evaluation described in Chapter 5 asks volunteers, mostly students together with some faculty members, to compare replies to 13 short situations. Participation is voluntary and anonymous. The questionnaire collects no names or email addresses, explains its purpose and expected duration of about 12 to 17 minutes, warns that some situations describe sad or stressful experiences, and allows participants to stop at any time. The identity of the system behind each reply is hidden and reply order is counterbalanced, so participants cannot be steered toward the authors' system. </w:t>
+        <w:t xml:space="preserve">The human evaluation described in Chapter 5 asks volunteers, mostly students together with some faculty members, to rate replies to 8 short situations. Participation is voluntary and anonymous. The questionnaire collects no names or email addresses, explains its purpose and expected duration of about 15 minutes, warns that some situations describe sad or stressful experiences, and allows participants to stop at any time. The identity of the system behind each reply is hidden and reply order is counterbalanced, so participants cannot be steered toward the authors' system. </w:t>
       </w:r>
       <w:r>
         <w:rPr>
